--- a/docs/export/AGENTS.docx
+++ b/docs/export/AGENTS.docx
@@ -75,7 +75,7 @@
               <w:pStyle w:val="Compact"/>
             </w:pPr>
             <w:r>
-              <w:t xml:space="preserve">1</w:t>
+              <w:t xml:space="preserve">2</w:t>
             </w:r>
           </w:p>
         </w:tc>
@@ -123,7 +123,7 @@
               <w:pStyle w:val="Compact"/>
             </w:pPr>
             <w:r>
-              <w:t xml:space="preserve">2026-05-30T20:43:00Z</w:t>
+              <w:t xml:space="preserve">2026-06-02T09:49:46Z</w:t>
             </w:r>
           </w:p>
         </w:tc>
